--- a/Scrubbing/Part2_Test_Report.docx
+++ b/Scrubbing/Part2_Test_Report.docx
@@ -650,9 +650,6 @@
         <w:br/>
         <w:t>- mode: ONLY_DIGITS, ONLY_EMAILS, FULL_SCRUBBING.</w:t>
       </w:r>
-      <w:r>
-        <w:br/>
-      </w:r>
     </w:p>
     <w:p>
       <w:r>
@@ -788,11 +785,7 @@
           </w:tcPr>
           <w:p>
             <w:r>
-              <w:t xml:space="preserve">Calls EmailScrubber </w:t>
-            </w:r>
-            <w:r>
-              <w:lastRenderedPageBreak/>
-              <w:t>only</w:t>
+              <w:t>Calls EmailScrubber only</w:t>
             </w:r>
           </w:p>
         </w:tc>
@@ -802,12 +795,7 @@
           </w:tcPr>
           <w:p>
             <w:r>
-              <w:lastRenderedPageBreak/>
-              <w:t xml:space="preserve">Behavior </w:t>
-            </w:r>
-            <w:r>
-              <w:lastRenderedPageBreak/>
-              <w:t>verification</w:t>
+              <w:t>Behavior verification</w:t>
             </w:r>
           </w:p>
         </w:tc>
@@ -897,13 +885,784 @@
           </w:p>
         </w:tc>
       </w:tr>
+      <w:tr>
+        <w:tc>
+          <w:tcPr>
+            <w:tcW w:w="2160" w:type="dxa"/>
+          </w:tcPr>
+          <w:p/>
+        </w:tc>
+        <w:tc>
+          <w:tcPr>
+            <w:tcW w:w="2160" w:type="dxa"/>
+          </w:tcPr>
+          <w:p/>
+        </w:tc>
+        <w:tc>
+          <w:tcPr>
+            <w:tcW w:w="2160" w:type="dxa"/>
+          </w:tcPr>
+          <w:p/>
+        </w:tc>
+        <w:tc>
+          <w:tcPr>
+            <w:tcW w:w="2160" w:type="dxa"/>
+          </w:tcPr>
+          <w:p/>
+        </w:tc>
+      </w:tr>
     </w:tbl>
     <w:p>
       <w:pPr>
         <w:pStyle w:val="Heading1"/>
       </w:pPr>
       <w:r>
-        <w:t>4. Coverage Criteria</w:t>
+        <w:t>4.</w:t>
+      </w:r>
+      <w:r>
+        <w:t xml:space="preserve"> Status Report</w:t>
+      </w:r>
+    </w:p>
+    <w:tbl>
+      <w:tblPr>
+        <w:tblW w:w="9461" w:type="dxa"/>
+        <w:tblCellSpacing w:w="15" w:type="dxa"/>
+        <w:tblCellMar>
+          <w:top w:w="15" w:type="dxa"/>
+          <w:left w:w="15" w:type="dxa"/>
+          <w:bottom w:w="15" w:type="dxa"/>
+          <w:right w:w="15" w:type="dxa"/>
+        </w:tblCellMar>
+        <w:tblLook w:val="04A0" w:firstRow="1" w:lastRow="0" w:firstColumn="1" w:lastColumn="0" w:noHBand="0" w:noVBand="1"/>
+      </w:tblPr>
+      <w:tblGrid>
+        <w:gridCol w:w="1502"/>
+        <w:gridCol w:w="2136"/>
+        <w:gridCol w:w="1035"/>
+        <w:gridCol w:w="4788"/>
+      </w:tblGrid>
+      <w:tr>
+        <w:trPr>
+          <w:trHeight w:val="497"/>
+          <w:tblHeader/>
+          <w:tblCellSpacing w:w="15" w:type="dxa"/>
+        </w:trPr>
+        <w:tc>
+          <w:tcPr>
+            <w:tcW w:w="1457" w:type="dxa"/>
+            <w:vAlign w:val="center"/>
+            <w:hideMark/>
+          </w:tcPr>
+          <w:p>
+            <w:pPr>
+              <w:rPr>
+                <w:b/>
+                <w:bCs/>
+              </w:rPr>
+            </w:pPr>
+            <w:r>
+              <w:rPr>
+                <w:b/>
+                <w:bCs/>
+              </w:rPr>
+              <w:t>Test Case</w:t>
+            </w:r>
+          </w:p>
+        </w:tc>
+        <w:tc>
+          <w:tcPr>
+            <w:tcW w:w="2106" w:type="dxa"/>
+            <w:vAlign w:val="center"/>
+            <w:hideMark/>
+          </w:tcPr>
+          <w:p>
+            <w:pPr>
+              <w:rPr>
+                <w:b/>
+                <w:bCs/>
+              </w:rPr>
+            </w:pPr>
+            <w:r>
+              <w:rPr>
+                <w:b/>
+                <w:bCs/>
+              </w:rPr>
+              <w:t>Component</w:t>
+            </w:r>
+          </w:p>
+        </w:tc>
+        <w:tc>
+          <w:tcPr>
+            <w:tcW w:w="0" w:type="auto"/>
+            <w:vAlign w:val="center"/>
+            <w:hideMark/>
+          </w:tcPr>
+          <w:p>
+            <w:pPr>
+              <w:rPr>
+                <w:b/>
+                <w:bCs/>
+              </w:rPr>
+            </w:pPr>
+            <w:r>
+              <w:rPr>
+                <w:b/>
+                <w:bCs/>
+              </w:rPr>
+              <w:t>Status</w:t>
+            </w:r>
+          </w:p>
+        </w:tc>
+        <w:tc>
+          <w:tcPr>
+            <w:tcW w:w="0" w:type="auto"/>
+            <w:vAlign w:val="center"/>
+            <w:hideMark/>
+          </w:tcPr>
+          <w:p>
+            <w:pPr>
+              <w:rPr>
+                <w:b/>
+                <w:bCs/>
+              </w:rPr>
+            </w:pPr>
+            <w:r>
+              <w:rPr>
+                <w:b/>
+                <w:bCs/>
+              </w:rPr>
+              <w:t>Justification</w:t>
+            </w:r>
+          </w:p>
+        </w:tc>
+      </w:tr>
+      <w:tr>
+        <w:trPr>
+          <w:trHeight w:val="487"/>
+          <w:tblCellSpacing w:w="15" w:type="dxa"/>
+        </w:trPr>
+        <w:tc>
+          <w:tcPr>
+            <w:tcW w:w="1457" w:type="dxa"/>
+            <w:vAlign w:val="center"/>
+            <w:hideMark/>
+          </w:tcPr>
+          <w:p>
+            <w:r>
+              <w:t>TC1</w:t>
+            </w:r>
+          </w:p>
+        </w:tc>
+        <w:tc>
+          <w:tcPr>
+            <w:tcW w:w="2106" w:type="dxa"/>
+            <w:vAlign w:val="center"/>
+            <w:hideMark/>
+          </w:tcPr>
+          <w:p>
+            <w:proofErr w:type="spellStart"/>
+            <w:r>
+              <w:t>DigitScrubber</w:t>
+            </w:r>
+            <w:proofErr w:type="spellEnd"/>
+          </w:p>
+        </w:tc>
+        <w:tc>
+          <w:tcPr>
+            <w:tcW w:w="0" w:type="auto"/>
+            <w:vAlign w:val="center"/>
+            <w:hideMark/>
+          </w:tcPr>
+          <w:p>
+            <w:r>
+              <w:t>Passed</w:t>
+            </w:r>
+          </w:p>
+        </w:tc>
+        <w:tc>
+          <w:tcPr>
+            <w:tcW w:w="0" w:type="auto"/>
+            <w:vAlign w:val="center"/>
+            <w:hideMark/>
+          </w:tcPr>
+          <w:p>
+            <w:r>
+              <w:t>Digits replaced correctly</w:t>
+            </w:r>
+          </w:p>
+        </w:tc>
+      </w:tr>
+      <w:tr>
+        <w:trPr>
+          <w:trHeight w:val="497"/>
+          <w:tblCellSpacing w:w="15" w:type="dxa"/>
+        </w:trPr>
+        <w:tc>
+          <w:tcPr>
+            <w:tcW w:w="1457" w:type="dxa"/>
+            <w:vAlign w:val="center"/>
+            <w:hideMark/>
+          </w:tcPr>
+          <w:p>
+            <w:r>
+              <w:t>TC2</w:t>
+            </w:r>
+          </w:p>
+        </w:tc>
+        <w:tc>
+          <w:tcPr>
+            <w:tcW w:w="2106" w:type="dxa"/>
+            <w:vAlign w:val="center"/>
+            <w:hideMark/>
+          </w:tcPr>
+          <w:p>
+            <w:proofErr w:type="spellStart"/>
+            <w:r>
+              <w:t>DigitScrubber</w:t>
+            </w:r>
+            <w:proofErr w:type="spellEnd"/>
+          </w:p>
+        </w:tc>
+        <w:tc>
+          <w:tcPr>
+            <w:tcW w:w="0" w:type="auto"/>
+            <w:vAlign w:val="center"/>
+            <w:hideMark/>
+          </w:tcPr>
+          <w:p>
+            <w:r>
+              <w:t>Failed</w:t>
+            </w:r>
+          </w:p>
+        </w:tc>
+        <w:tc>
+          <w:tcPr>
+            <w:tcW w:w="0" w:type="auto"/>
+            <w:vAlign w:val="center"/>
+            <w:hideMark/>
+          </w:tcPr>
+          <w:p>
+            <w:r>
+              <w:t>Price values incorrectly scrubbed</w:t>
+            </w:r>
+          </w:p>
+        </w:tc>
+      </w:tr>
+      <w:tr>
+        <w:trPr>
+          <w:trHeight w:val="487"/>
+          <w:tblCellSpacing w:w="15" w:type="dxa"/>
+        </w:trPr>
+        <w:tc>
+          <w:tcPr>
+            <w:tcW w:w="1457" w:type="dxa"/>
+            <w:vAlign w:val="center"/>
+            <w:hideMark/>
+          </w:tcPr>
+          <w:p>
+            <w:r>
+              <w:t>TC3</w:t>
+            </w:r>
+          </w:p>
+        </w:tc>
+        <w:tc>
+          <w:tcPr>
+            <w:tcW w:w="2106" w:type="dxa"/>
+            <w:vAlign w:val="center"/>
+            <w:hideMark/>
+          </w:tcPr>
+          <w:p>
+            <w:proofErr w:type="spellStart"/>
+            <w:r>
+              <w:t>DigitScrubber</w:t>
+            </w:r>
+            <w:proofErr w:type="spellEnd"/>
+          </w:p>
+        </w:tc>
+        <w:tc>
+          <w:tcPr>
+            <w:tcW w:w="0" w:type="auto"/>
+            <w:vAlign w:val="center"/>
+            <w:hideMark/>
+          </w:tcPr>
+          <w:p>
+            <w:r>
+              <w:t>Passed</w:t>
+            </w:r>
+          </w:p>
+        </w:tc>
+        <w:tc>
+          <w:tcPr>
+            <w:tcW w:w="0" w:type="auto"/>
+            <w:vAlign w:val="center"/>
+            <w:hideMark/>
+          </w:tcPr>
+          <w:p>
+            <w:r>
+              <w:t>Null input handled</w:t>
+            </w:r>
+          </w:p>
+        </w:tc>
+      </w:tr>
+      <w:tr>
+        <w:trPr>
+          <w:trHeight w:val="497"/>
+          <w:tblCellSpacing w:w="15" w:type="dxa"/>
+        </w:trPr>
+        <w:tc>
+          <w:tcPr>
+            <w:tcW w:w="1457" w:type="dxa"/>
+            <w:vAlign w:val="center"/>
+            <w:hideMark/>
+          </w:tcPr>
+          <w:p>
+            <w:r>
+              <w:t>TC4</w:t>
+            </w:r>
+          </w:p>
+        </w:tc>
+        <w:tc>
+          <w:tcPr>
+            <w:tcW w:w="2106" w:type="dxa"/>
+            <w:vAlign w:val="center"/>
+            <w:hideMark/>
+          </w:tcPr>
+          <w:p>
+            <w:proofErr w:type="spellStart"/>
+            <w:r>
+              <w:t>DigitScrubber</w:t>
+            </w:r>
+            <w:proofErr w:type="spellEnd"/>
+          </w:p>
+        </w:tc>
+        <w:tc>
+          <w:tcPr>
+            <w:tcW w:w="0" w:type="auto"/>
+            <w:vAlign w:val="center"/>
+            <w:hideMark/>
+          </w:tcPr>
+          <w:p>
+            <w:r>
+              <w:t>Passed</w:t>
+            </w:r>
+          </w:p>
+        </w:tc>
+        <w:tc>
+          <w:tcPr>
+            <w:tcW w:w="0" w:type="auto"/>
+            <w:vAlign w:val="center"/>
+            <w:hideMark/>
+          </w:tcPr>
+          <w:p>
+            <w:r>
+              <w:t>Blank input handled</w:t>
+            </w:r>
+          </w:p>
+        </w:tc>
+      </w:tr>
+      <w:tr>
+        <w:trPr>
+          <w:trHeight w:val="487"/>
+          <w:tblCellSpacing w:w="15" w:type="dxa"/>
+        </w:trPr>
+        <w:tc>
+          <w:tcPr>
+            <w:tcW w:w="1457" w:type="dxa"/>
+            <w:vAlign w:val="center"/>
+            <w:hideMark/>
+          </w:tcPr>
+          <w:p>
+            <w:r>
+              <w:t>TC5</w:t>
+            </w:r>
+          </w:p>
+        </w:tc>
+        <w:tc>
+          <w:tcPr>
+            <w:tcW w:w="2106" w:type="dxa"/>
+            <w:vAlign w:val="center"/>
+            <w:hideMark/>
+          </w:tcPr>
+          <w:p>
+            <w:proofErr w:type="spellStart"/>
+            <w:r>
+              <w:t>EmailScrubber</w:t>
+            </w:r>
+            <w:proofErr w:type="spellEnd"/>
+          </w:p>
+        </w:tc>
+        <w:tc>
+          <w:tcPr>
+            <w:tcW w:w="0" w:type="auto"/>
+            <w:vAlign w:val="center"/>
+            <w:hideMark/>
+          </w:tcPr>
+          <w:p>
+            <w:r>
+              <w:t>Passed</w:t>
+            </w:r>
+          </w:p>
+        </w:tc>
+        <w:tc>
+          <w:tcPr>
+            <w:tcW w:w="0" w:type="auto"/>
+            <w:vAlign w:val="center"/>
+            <w:hideMark/>
+          </w:tcPr>
+          <w:p>
+            <w:r>
+              <w:t>Email with digit 0 matched</w:t>
+            </w:r>
+          </w:p>
+        </w:tc>
+      </w:tr>
+      <w:tr>
+        <w:trPr>
+          <w:trHeight w:val="497"/>
+          <w:tblCellSpacing w:w="15" w:type="dxa"/>
+        </w:trPr>
+        <w:tc>
+          <w:tcPr>
+            <w:tcW w:w="1457" w:type="dxa"/>
+            <w:vAlign w:val="center"/>
+            <w:hideMark/>
+          </w:tcPr>
+          <w:p>
+            <w:r>
+              <w:t>TC6</w:t>
+            </w:r>
+          </w:p>
+        </w:tc>
+        <w:tc>
+          <w:tcPr>
+            <w:tcW w:w="2106" w:type="dxa"/>
+            <w:vAlign w:val="center"/>
+            <w:hideMark/>
+          </w:tcPr>
+          <w:p>
+            <w:proofErr w:type="spellStart"/>
+            <w:r>
+              <w:t>EmailScrubber</w:t>
+            </w:r>
+            <w:proofErr w:type="spellEnd"/>
+          </w:p>
+        </w:tc>
+        <w:tc>
+          <w:tcPr>
+            <w:tcW w:w="0" w:type="auto"/>
+            <w:vAlign w:val="center"/>
+            <w:hideMark/>
+          </w:tcPr>
+          <w:p>
+            <w:r>
+              <w:t>Failed</w:t>
+            </w:r>
+          </w:p>
+        </w:tc>
+        <w:tc>
+          <w:tcPr>
+            <w:tcW w:w="0" w:type="auto"/>
+            <w:vAlign w:val="center"/>
+            <w:hideMark/>
+          </w:tcPr>
+          <w:p>
+            <w:r>
+              <w:t>Regex does not support digits 1–9</w:t>
+            </w:r>
+          </w:p>
+        </w:tc>
+      </w:tr>
+      <w:tr>
+        <w:trPr>
+          <w:trHeight w:val="487"/>
+          <w:tblCellSpacing w:w="15" w:type="dxa"/>
+        </w:trPr>
+        <w:tc>
+          <w:tcPr>
+            <w:tcW w:w="1457" w:type="dxa"/>
+            <w:vAlign w:val="center"/>
+            <w:hideMark/>
+          </w:tcPr>
+          <w:p>
+            <w:r>
+              <w:t>TC7</w:t>
+            </w:r>
+          </w:p>
+        </w:tc>
+        <w:tc>
+          <w:tcPr>
+            <w:tcW w:w="2106" w:type="dxa"/>
+            <w:vAlign w:val="center"/>
+            <w:hideMark/>
+          </w:tcPr>
+          <w:p>
+            <w:proofErr w:type="spellStart"/>
+            <w:r>
+              <w:t>EmailScrubber</w:t>
+            </w:r>
+            <w:proofErr w:type="spellEnd"/>
+          </w:p>
+        </w:tc>
+        <w:tc>
+          <w:tcPr>
+            <w:tcW w:w="0" w:type="auto"/>
+            <w:vAlign w:val="center"/>
+            <w:hideMark/>
+          </w:tcPr>
+          <w:p>
+            <w:r>
+              <w:t>Passed</w:t>
+            </w:r>
+          </w:p>
+        </w:tc>
+        <w:tc>
+          <w:tcPr>
+            <w:tcW w:w="0" w:type="auto"/>
+            <w:vAlign w:val="center"/>
+            <w:hideMark/>
+          </w:tcPr>
+          <w:p>
+            <w:r>
+              <w:t>Multiple emails handled</w:t>
+            </w:r>
+          </w:p>
+        </w:tc>
+      </w:tr>
+      <w:tr>
+        <w:trPr>
+          <w:trHeight w:val="497"/>
+          <w:tblCellSpacing w:w="15" w:type="dxa"/>
+        </w:trPr>
+        <w:tc>
+          <w:tcPr>
+            <w:tcW w:w="1457" w:type="dxa"/>
+            <w:vAlign w:val="center"/>
+            <w:hideMark/>
+          </w:tcPr>
+          <w:p>
+            <w:r>
+              <w:t>TC10</w:t>
+            </w:r>
+          </w:p>
+        </w:tc>
+        <w:tc>
+          <w:tcPr>
+            <w:tcW w:w="2106" w:type="dxa"/>
+            <w:vAlign w:val="center"/>
+            <w:hideMark/>
+          </w:tcPr>
+          <w:p>
+            <w:proofErr w:type="spellStart"/>
+            <w:r>
+              <w:t>MainScrubber</w:t>
+            </w:r>
+            <w:proofErr w:type="spellEnd"/>
+          </w:p>
+        </w:tc>
+        <w:tc>
+          <w:tcPr>
+            <w:tcW w:w="0" w:type="auto"/>
+            <w:vAlign w:val="center"/>
+            <w:hideMark/>
+          </w:tcPr>
+          <w:p>
+            <w:r>
+              <w:t>Passed</w:t>
+            </w:r>
+          </w:p>
+        </w:tc>
+        <w:tc>
+          <w:tcPr>
+            <w:tcW w:w="0" w:type="auto"/>
+            <w:vAlign w:val="center"/>
+            <w:hideMark/>
+          </w:tcPr>
+          <w:p>
+            <w:r>
+              <w:t>Correct delegation</w:t>
+            </w:r>
+          </w:p>
+        </w:tc>
+      </w:tr>
+      <w:tr>
+        <w:trPr>
+          <w:trHeight w:val="487"/>
+          <w:tblCellSpacing w:w="15" w:type="dxa"/>
+        </w:trPr>
+        <w:tc>
+          <w:tcPr>
+            <w:tcW w:w="1457" w:type="dxa"/>
+            <w:vAlign w:val="center"/>
+            <w:hideMark/>
+          </w:tcPr>
+          <w:p>
+            <w:r>
+              <w:t>TC11</w:t>
+            </w:r>
+          </w:p>
+        </w:tc>
+        <w:tc>
+          <w:tcPr>
+            <w:tcW w:w="2106" w:type="dxa"/>
+            <w:vAlign w:val="center"/>
+            <w:hideMark/>
+          </w:tcPr>
+          <w:p>
+            <w:proofErr w:type="spellStart"/>
+            <w:r>
+              <w:t>MainScrubber</w:t>
+            </w:r>
+            <w:proofErr w:type="spellEnd"/>
+          </w:p>
+        </w:tc>
+        <w:tc>
+          <w:tcPr>
+            <w:tcW w:w="0" w:type="auto"/>
+            <w:vAlign w:val="center"/>
+            <w:hideMark/>
+          </w:tcPr>
+          <w:p>
+            <w:r>
+              <w:t>Passed</w:t>
+            </w:r>
+          </w:p>
+        </w:tc>
+        <w:tc>
+          <w:tcPr>
+            <w:tcW w:w="0" w:type="auto"/>
+            <w:vAlign w:val="center"/>
+            <w:hideMark/>
+          </w:tcPr>
+          <w:p>
+            <w:r>
+              <w:t>Correct delegation</w:t>
+            </w:r>
+          </w:p>
+        </w:tc>
+      </w:tr>
+      <w:tr>
+        <w:trPr>
+          <w:trHeight w:val="497"/>
+          <w:tblCellSpacing w:w="15" w:type="dxa"/>
+        </w:trPr>
+        <w:tc>
+          <w:tcPr>
+            <w:tcW w:w="1457" w:type="dxa"/>
+            <w:vAlign w:val="center"/>
+            <w:hideMark/>
+          </w:tcPr>
+          <w:p>
+            <w:r>
+              <w:t>TC12</w:t>
+            </w:r>
+          </w:p>
+        </w:tc>
+        <w:tc>
+          <w:tcPr>
+            <w:tcW w:w="2106" w:type="dxa"/>
+            <w:vAlign w:val="center"/>
+            <w:hideMark/>
+          </w:tcPr>
+          <w:p>
+            <w:proofErr w:type="spellStart"/>
+            <w:r>
+              <w:t>MainScrubber</w:t>
+            </w:r>
+            <w:proofErr w:type="spellEnd"/>
+          </w:p>
+        </w:tc>
+        <w:tc>
+          <w:tcPr>
+            <w:tcW w:w="0" w:type="auto"/>
+            <w:vAlign w:val="center"/>
+            <w:hideMark/>
+          </w:tcPr>
+          <w:p>
+            <w:r>
+              <w:t>Passed</w:t>
+            </w:r>
+          </w:p>
+        </w:tc>
+        <w:tc>
+          <w:tcPr>
+            <w:tcW w:w="0" w:type="auto"/>
+            <w:vAlign w:val="center"/>
+            <w:hideMark/>
+          </w:tcPr>
+          <w:p>
+            <w:r>
+              <w:t>Correct sequence</w:t>
+            </w:r>
+          </w:p>
+        </w:tc>
+      </w:tr>
+      <w:tr>
+        <w:trPr>
+          <w:trHeight w:val="497"/>
+          <w:tblCellSpacing w:w="15" w:type="dxa"/>
+        </w:trPr>
+        <w:tc>
+          <w:tcPr>
+            <w:tcW w:w="1457" w:type="dxa"/>
+            <w:vAlign w:val="center"/>
+            <w:hideMark/>
+          </w:tcPr>
+          <w:p>
+            <w:r>
+              <w:t>TC13</w:t>
+            </w:r>
+          </w:p>
+        </w:tc>
+        <w:tc>
+          <w:tcPr>
+            <w:tcW w:w="2106" w:type="dxa"/>
+            <w:vAlign w:val="center"/>
+            <w:hideMark/>
+          </w:tcPr>
+          <w:p>
+            <w:proofErr w:type="spellStart"/>
+            <w:r>
+              <w:t>MainScrubber</w:t>
+            </w:r>
+            <w:proofErr w:type="spellEnd"/>
+          </w:p>
+        </w:tc>
+        <w:tc>
+          <w:tcPr>
+            <w:tcW w:w="0" w:type="auto"/>
+            <w:vAlign w:val="center"/>
+            <w:hideMark/>
+          </w:tcPr>
+          <w:p>
+            <w:r>
+              <w:t>Passed</w:t>
+            </w:r>
+          </w:p>
+        </w:tc>
+        <w:tc>
+          <w:tcPr>
+            <w:tcW w:w="0" w:type="auto"/>
+            <w:vAlign w:val="center"/>
+            <w:hideMark/>
+          </w:tcPr>
+          <w:p>
+            <w:r>
+              <w:t>Exception handled</w:t>
+            </w:r>
+          </w:p>
+        </w:tc>
+      </w:tr>
+    </w:tbl>
+    <w:p/>
+    <w:p>
+      <w:pPr>
+        <w:pStyle w:val="Heading1"/>
+      </w:pPr>
+      <w:r>
+        <w:t>5.</w:t>
+      </w:r>
+      <w:r>
+        <w:t xml:space="preserve"> Coverage Criteria</w:t>
       </w:r>
     </w:p>
     <w:p>
@@ -1728,7 +2487,6 @@
   <w:style w:type="character" w:default="1" w:styleId="DefaultParagraphFont">
     <w:name w:val="Default Paragraph Font"/>
     <w:uiPriority w:val="1"/>
-    <w:semiHidden/>
     <w:unhideWhenUsed/>
   </w:style>
   <w:style w:type="table" w:default="1" w:styleId="TableNormal">

--- a/Scrubbing/Part2_Test_Report.docx
+++ b/Scrubbing/Part2_Test_Report.docx
@@ -1060,11 +1060,9 @@
             <w:hideMark/>
           </w:tcPr>
           <w:p>
-            <w:proofErr w:type="spellStart"/>
             <w:r>
               <w:t>DigitScrubber</w:t>
             </w:r>
-            <w:proofErr w:type="spellEnd"/>
           </w:p>
         </w:tc>
         <w:tc>
@@ -1116,11 +1114,9 @@
             <w:hideMark/>
           </w:tcPr>
           <w:p>
-            <w:proofErr w:type="spellStart"/>
             <w:r>
               <w:t>DigitScrubber</w:t>
             </w:r>
-            <w:proofErr w:type="spellEnd"/>
           </w:p>
         </w:tc>
         <w:tc>
@@ -1172,11 +1168,9 @@
             <w:hideMark/>
           </w:tcPr>
           <w:p>
-            <w:proofErr w:type="spellStart"/>
             <w:r>
               <w:t>DigitScrubber</w:t>
             </w:r>
-            <w:proofErr w:type="spellEnd"/>
           </w:p>
         </w:tc>
         <w:tc>
@@ -1228,11 +1222,9 @@
             <w:hideMark/>
           </w:tcPr>
           <w:p>
-            <w:proofErr w:type="spellStart"/>
             <w:r>
               <w:t>DigitScrubber</w:t>
             </w:r>
-            <w:proofErr w:type="spellEnd"/>
           </w:p>
         </w:tc>
         <w:tc>
@@ -1284,11 +1276,9 @@
             <w:hideMark/>
           </w:tcPr>
           <w:p>
-            <w:proofErr w:type="spellStart"/>
             <w:r>
               <w:t>EmailScrubber</w:t>
             </w:r>
-            <w:proofErr w:type="spellEnd"/>
           </w:p>
         </w:tc>
         <w:tc>
@@ -1340,11 +1330,9 @@
             <w:hideMark/>
           </w:tcPr>
           <w:p>
-            <w:proofErr w:type="spellStart"/>
             <w:r>
               <w:t>EmailScrubber</w:t>
             </w:r>
-            <w:proofErr w:type="spellEnd"/>
           </w:p>
         </w:tc>
         <w:tc>
@@ -1396,11 +1384,9 @@
             <w:hideMark/>
           </w:tcPr>
           <w:p>
-            <w:proofErr w:type="spellStart"/>
             <w:r>
               <w:t>EmailScrubber</w:t>
             </w:r>
-            <w:proofErr w:type="spellEnd"/>
           </w:p>
         </w:tc>
         <w:tc>
@@ -1441,7 +1427,10 @@
           </w:tcPr>
           <w:p>
             <w:r>
-              <w:t>TC10</w:t>
+              <w:t>TC</w:t>
+            </w:r>
+            <w:r>
+              <w:t>8</w:t>
             </w:r>
           </w:p>
         </w:tc>
@@ -1452,11 +1441,9 @@
             <w:hideMark/>
           </w:tcPr>
           <w:p>
-            <w:proofErr w:type="spellStart"/>
             <w:r>
               <w:t>MainScrubber</w:t>
             </w:r>
-            <w:proofErr w:type="spellEnd"/>
           </w:p>
         </w:tc>
         <w:tc>
@@ -1497,7 +1484,10 @@
           </w:tcPr>
           <w:p>
             <w:r>
-              <w:t>TC11</w:t>
+              <w:t>TC</w:t>
+            </w:r>
+            <w:r>
+              <w:t>9</w:t>
             </w:r>
           </w:p>
         </w:tc>
@@ -1508,11 +1498,9 @@
             <w:hideMark/>
           </w:tcPr>
           <w:p>
-            <w:proofErr w:type="spellStart"/>
             <w:r>
               <w:t>MainScrubber</w:t>
             </w:r>
-            <w:proofErr w:type="spellEnd"/>
           </w:p>
         </w:tc>
         <w:tc>
@@ -1553,7 +1541,10 @@
           </w:tcPr>
           <w:p>
             <w:r>
-              <w:t>TC12</w:t>
+              <w:t>TC1</w:t>
+            </w:r>
+            <w:r>
+              <w:t>0</w:t>
             </w:r>
           </w:p>
         </w:tc>
@@ -1564,11 +1555,9 @@
             <w:hideMark/>
           </w:tcPr>
           <w:p>
-            <w:proofErr w:type="spellStart"/>
             <w:r>
               <w:t>MainScrubber</w:t>
             </w:r>
-            <w:proofErr w:type="spellEnd"/>
           </w:p>
         </w:tc>
         <w:tc>
@@ -1609,7 +1598,10 @@
           </w:tcPr>
           <w:p>
             <w:r>
-              <w:t>TC13</w:t>
+              <w:t>TC1</w:t>
+            </w:r>
+            <w:r>
+              <w:t>1</w:t>
             </w:r>
           </w:p>
         </w:tc>
@@ -1620,11 +1612,9 @@
             <w:hideMark/>
           </w:tcPr>
           <w:p>
-            <w:proofErr w:type="spellStart"/>
             <w:r>
               <w:t>MainScrubber</w:t>
             </w:r>
-            <w:proofErr w:type="spellEnd"/>
           </w:p>
         </w:tc>
         <w:tc>
@@ -1659,10 +1649,7 @@
         <w:pStyle w:val="Heading1"/>
       </w:pPr>
       <w:r>
-        <w:t>5.</w:t>
-      </w:r>
-      <w:r>
-        <w:t xml:space="preserve"> Coverage Criteria</w:t>
+        <w:t>5. Coverage Criteria</w:t>
       </w:r>
     </w:p>
     <w:p>
@@ -2487,6 +2474,7 @@
   <w:style w:type="character" w:default="1" w:styleId="DefaultParagraphFont">
     <w:name w:val="Default Paragraph Font"/>
     <w:uiPriority w:val="1"/>
+    <w:semiHidden/>
     <w:unhideWhenUsed/>
   </w:style>
   <w:style w:type="table" w:default="1" w:styleId="TableNormal">
